--- a/Docs/Evidencias_CajeroAutomatico_ArturoPerez.docx
+++ b/Docs/Evidencias_CajeroAutomatico_ArturoPerez.docx
@@ -266,15 +266,7 @@
           <w:b/>
           <w:bCs/>
         </w:rPr>
-        <w:t xml:space="preserve"> </w:t>
-      </w:r>
-      <w:r>
-        <w:rPr>
-          <w:rFonts w:ascii="Times New Roman" w:hAnsi="Times New Roman" w:cs="Times New Roman"/>
-          <w:b/>
-          <w:bCs/>
-        </w:rPr>
-        <w:t>Álvarez</w:t>
+        <w:t xml:space="preserve"> Álvarez</w:t>
       </w:r>
     </w:p>
     <w:p>
@@ -378,6 +370,16 @@
         </w:rPr>
         <w:t>Enlace del repositorio:</w:t>
       </w:r>
+      <w:r>
+        <w:t xml:space="preserve"> </w:t>
+      </w:r>
+      <w:r>
+        <w:rPr>
+          <w:rFonts w:ascii="Times New Roman" w:hAnsi="Times New Roman" w:cs="Times New Roman"/>
+          <w:lang w:val="es-ES"/>
+        </w:rPr>
+        <w:t>https://github.com/mantarperez72-star/CajeroAutomatico-ArturoPerez.git</w:t>
+      </w:r>
     </w:p>
     <w:p>
       <w:pPr>
@@ -461,7 +463,6 @@
           <w:b/>
           <w:bCs/>
         </w:rPr>
-        <w:lastRenderedPageBreak/>
         <w:t>Información del proyecto</w:t>
       </w:r>
     </w:p>
@@ -568,6 +569,9 @@
         <w:ind w:left="720"/>
       </w:pPr>
       <w:r>
+        <w:rPr>
+          <w:noProof/>
+        </w:rPr>
         <w:drawing>
           <wp:inline distT="0" distB="0" distL="0" distR="0" wp14:anchorId="5BE9ACDA" wp14:editId="748518C9">
             <wp:extent cx="5400040" cy="2843530"/>
@@ -635,6 +639,9 @@
     </w:p>
     <w:p>
       <w:r>
+        <w:rPr>
+          <w:noProof/>
+        </w:rPr>
         <w:drawing>
           <wp:inline distT="0" distB="0" distL="0" distR="0" wp14:anchorId="339636A7" wp14:editId="2B2878AC">
             <wp:extent cx="5400040" cy="2992120"/>
@@ -699,6 +706,9 @@
         <w:t>Pin incorrecto</w:t>
       </w:r>
       <w:r>
+        <w:rPr>
+          <w:noProof/>
+        </w:rPr>
         <w:drawing>
           <wp:inline distT="0" distB="0" distL="0" distR="0" wp14:anchorId="15CA335D" wp14:editId="72D47B9B">
             <wp:extent cx="5400040" cy="2991485"/>
@@ -743,6 +753,9 @@
     </w:p>
     <w:p>
       <w:r>
+        <w:rPr>
+          <w:noProof/>
+        </w:rPr>
         <w:drawing>
           <wp:inline distT="0" distB="0" distL="0" distR="0" wp14:anchorId="1AC9375F" wp14:editId="552438ED">
             <wp:extent cx="5400040" cy="2983865"/>
@@ -787,7 +800,6 @@
     <w:p/>
     <w:p>
       <w:r>
-        <w:lastRenderedPageBreak/>
         <w:t>Evidencia 2: Depósito</w:t>
       </w:r>
     </w:p>
@@ -801,6 +813,9 @@
     </w:p>
     <w:p>
       <w:r>
+        <w:rPr>
+          <w:noProof/>
+        </w:rPr>
         <w:drawing>
           <wp:inline distT="0" distB="0" distL="0" distR="0" wp14:anchorId="7D21CA4A" wp14:editId="527B79DE">
             <wp:extent cx="5400040" cy="1367790"/>
@@ -844,6 +859,9 @@
         <w:t xml:space="preserve">Deposito no aceptado </w:t>
       </w:r>
       <w:r>
+        <w:rPr>
+          <w:noProof/>
+        </w:rPr>
         <w:drawing>
           <wp:inline distT="0" distB="0" distL="0" distR="0" wp14:anchorId="45101A8A" wp14:editId="362FF74C">
             <wp:extent cx="5400040" cy="1347470"/>
@@ -888,6 +906,9 @@
     </w:p>
     <w:p>
       <w:r>
+        <w:rPr>
+          <w:noProof/>
+        </w:rPr>
         <w:drawing>
           <wp:inline distT="0" distB="0" distL="0" distR="0" wp14:anchorId="79F7046F" wp14:editId="384F849D">
             <wp:extent cx="5400040" cy="1383665"/>
@@ -937,6 +958,9 @@
     </w:p>
     <w:p>
       <w:r>
+        <w:rPr>
+          <w:noProof/>
+        </w:rPr>
         <w:drawing>
           <wp:inline distT="0" distB="0" distL="0" distR="0" wp14:anchorId="317E3EA4" wp14:editId="5ADCC49E">
             <wp:extent cx="5400040" cy="1304290"/>
@@ -976,6 +1000,9 @@
     </w:p>
     <w:p>
       <w:r>
+        <w:rPr>
+          <w:noProof/>
+        </w:rPr>
         <w:lastRenderedPageBreak/>
         <w:drawing>
           <wp:inline distT="0" distB="0" distL="0" distR="0" wp14:anchorId="73C0C5A3" wp14:editId="185D0B96">
@@ -1026,6 +1053,9 @@
     </w:p>
     <w:p>
       <w:r>
+        <w:rPr>
+          <w:noProof/>
+        </w:rPr>
         <w:drawing>
           <wp:inline distT="0" distB="0" distL="0" distR="0" wp14:anchorId="0E9CDBC9" wp14:editId="6B82A1F6">
             <wp:extent cx="5400040" cy="1287780"/>
@@ -1075,6 +1105,9 @@
     </w:p>
     <w:p>
       <w:r>
+        <w:rPr>
+          <w:noProof/>
+        </w:rPr>
         <w:drawing>
           <wp:inline distT="0" distB="0" distL="0" distR="0" wp14:anchorId="355F86B6" wp14:editId="20B93A94">
             <wp:extent cx="5400040" cy="1333500"/>
@@ -1134,6 +1167,9 @@
     </w:p>
     <w:p>
       <w:r>
+        <w:rPr>
+          <w:noProof/>
+        </w:rPr>
         <w:drawing>
           <wp:inline distT="0" distB="0" distL="0" distR="0" wp14:anchorId="4D7359C2" wp14:editId="44A808F5">
             <wp:extent cx="5400040" cy="1920240"/>
@@ -1178,6 +1214,9 @@
     </w:p>
     <w:p>
       <w:r>
+        <w:rPr>
+          <w:noProof/>
+        </w:rPr>
         <w:lastRenderedPageBreak/>
         <w:drawing>
           <wp:inline distT="0" distB="0" distL="0" distR="0" wp14:anchorId="79D5AD60" wp14:editId="1F0CB6BD">
@@ -1231,6 +1270,9 @@
         </w:rPr>
       </w:pPr>
       <w:r>
+        <w:rPr>
+          <w:noProof/>
+        </w:rPr>
         <w:lastRenderedPageBreak/>
         <w:drawing>
           <wp:inline distT="0" distB="0" distL="0" distR="0" wp14:anchorId="0242B53E" wp14:editId="2EDB9859">
@@ -1275,6 +1317,9 @@
         <w:t xml:space="preserve"> </w:t>
       </w:r>
       <w:r>
+        <w:rPr>
+          <w:noProof/>
+        </w:rPr>
         <w:drawing>
           <wp:inline distT="0" distB="0" distL="0" distR="0" wp14:anchorId="76E8A134" wp14:editId="1715F0B3">
             <wp:extent cx="5400040" cy="3972560"/>
@@ -1324,15 +1369,7 @@
         <w:t xml:space="preserve"> una sobrecarga porque tienen el mismo nombre (retirar) pero </w:t>
       </w:r>
       <w:r>
-        <w:t xml:space="preserve">son diferentes en procesos ya </w:t>
-      </w:r>
-      <w:proofErr w:type="gramStart"/>
-      <w:r>
-        <w:t>que  su</w:t>
-      </w:r>
-      <w:proofErr w:type="gramEnd"/>
-      <w:r>
-        <w:t xml:space="preserve"> </w:t>
+        <w:t xml:space="preserve">son diferentes en procesos ya que  su </w:t>
       </w:r>
       <w:r>
         <w:t>lista de parámetros. Uno procesa retiros normales, y el otro procesa retiros con comisión. Cada versión se utiliza en la opción correspondiente del menú.</w:t>
@@ -2140,6 +2177,7 @@
   <w:style w:type="character" w:default="1" w:styleId="Fuentedeprrafopredeter">
     <w:name w:val="Default Paragraph Font"/>
     <w:uiPriority w:val="1"/>
+    <w:semiHidden/>
     <w:unhideWhenUsed/>
   </w:style>
   <w:style w:type="table" w:default="1" w:styleId="Tablanormal">
